--- a/plugins/canva-game/skills/instructions/references/캔바 AI로 만들 수 있는 인터랙티브 콘텐츠 유형 분석.docx
+++ b/plugins/canva-game/skills/instructions/references/캔바 AI로 만들 수 있는 인터랙티브 콘텐츠 유형 분석.docx
@@ -1855,7 +1855,7 @@
           <w:sz w:val="24"/>
           <w:szCs w:val="24"/>
         </w:rPr>
-        <w:t>교사 [가상 인물 A] 지원</w:t>
+        <w:t>교사 업무 지원</w:t>
       </w:r>
     </w:p>
     <w:p>
